--- a/templates_BG_V1.1/mau_thong_bao_cua_so_ve_viec_don_vi_van_tai_dua_phuong_tien_vao_khai_thac.docx
+++ b/templates_BG_V1.1/mau_thong_bao_cua_so_ve_viec_don_vi_van_tai_dua_phuong_tien_vao_khai_thac.docx
@@ -2501,17 +2501,7 @@
                 <w:sz w:val="26"/>
                 <w:szCs w:val="28"/>
               </w:rPr>
-              <w:t xml:space="preserve">KT. </w:t>
-            </w:r>
-            <w:r>
-              <w:rPr>
-                <w:rFonts w:ascii="Times New Roman" w:hAnsi="Times New Roman"/>
-                <w:b/>
-                <w:noProof/>
-                <w:sz w:val="26"/>
-                <w:szCs w:val="28"/>
-              </w:rPr>
-              <w:t>GIÁM ĐỐC</w:t>
+              <w:t xml:space="preserve">{tham_quyen_ky}</w:t>
             </w:r>
           </w:p>
           <w:p>
@@ -2534,7 +2524,7 @@
                 <w:sz w:val="26"/>
                 <w:szCs w:val="28"/>
               </w:rPr>
-              <w:t>PHÓ GIÁM ĐỐC</w:t>
+              <w:t>{chuc_vu_ky}</w:t>
             </w:r>
           </w:p>
           <w:p>
@@ -2609,7 +2599,7 @@
                 <w:sz w:val="26"/>
                 <w:szCs w:val="28"/>
               </w:rPr>
-              <w:t>Nguyễn Quốc Ân</w:t>
+              <w:t>{nguoi_ky}</w:t>
             </w:r>
           </w:p>
           <w:p>
